--- a/SqlServer/Assignments/Sql_Assignments_Views_Sp_Fun.docx
+++ b/SqlServer/Assignments/Sql_Assignments_Views_Sp_Fun.docx
@@ -107,7 +107,7 @@
     <w:p>
       <w:r>
         <w:pict w14:anchorId="2FCFC830">
-          <v:rect id="_x0000_i1157" style="width:0;height:1.5pt" o:hralign="center" o:hrstd="t" o:hr="t" fillcolor="#a0a0a0" stroked="f"/>
+          <v:rect id="_x0000_i1025" style="width:0;height:1.5pt" o:hralign="center" o:hrstd="t" o:hr="t" fillcolor="#a0a0a0" stroked="f"/>
         </w:pict>
       </w:r>
     </w:p>
@@ -129,7 +129,7 @@
     <w:p>
       <w:r>
         <w:pict w14:anchorId="513F9C1F">
-          <v:rect id="_x0000_i1158" style="width:0;height:1.5pt" o:hralign="center" o:hrstd="t" o:hr="t" fillcolor="#a0a0a0" stroked="f"/>
+          <v:rect id="_x0000_i1026" style="width:0;height:1.5pt" o:hralign="center" o:hrstd="t" o:hr="t" fillcolor="#a0a0a0" stroked="f"/>
         </w:pict>
       </w:r>
     </w:p>
@@ -181,7 +181,7 @@
     <w:p>
       <w:r>
         <w:pict w14:anchorId="1055446E">
-          <v:rect id="_x0000_i1159" style="width:0;height:1.5pt" o:hralign="center" o:hrstd="t" o:hr="t" fillcolor="#a0a0a0" stroked="f"/>
+          <v:rect id="_x0000_i1027" style="width:0;height:1.5pt" o:hralign="center" o:hrstd="t" o:hr="t" fillcolor="#a0a0a0" stroked="f"/>
         </w:pict>
       </w:r>
     </w:p>
@@ -206,9 +206,11 @@
       </w:r>
     </w:p>
     <w:p>
+      <w:proofErr w:type="spellStart"/>
       <w:r>
         <w:t>vw_StudentDepartment</w:t>
       </w:r>
+      <w:proofErr w:type="spellEnd"/>
     </w:p>
     <w:p>
       <w:r>
@@ -269,9 +271,11 @@
             <w:hideMark/>
           </w:tcPr>
           <w:p>
+            <w:proofErr w:type="spellStart"/>
             <w:r>
               <w:t>StudentID</w:t>
             </w:r>
+            <w:proofErr w:type="spellEnd"/>
           </w:p>
         </w:tc>
       </w:tr>
@@ -286,9 +290,11 @@
             <w:hideMark/>
           </w:tcPr>
           <w:p>
+            <w:proofErr w:type="spellStart"/>
             <w:r>
               <w:t>StudentName</w:t>
             </w:r>
+            <w:proofErr w:type="spellEnd"/>
           </w:p>
         </w:tc>
       </w:tr>
@@ -303,9 +309,11 @@
             <w:hideMark/>
           </w:tcPr>
           <w:p>
+            <w:proofErr w:type="spellStart"/>
             <w:r>
               <w:t>DepartmentName</w:t>
             </w:r>
+            <w:proofErr w:type="spellEnd"/>
           </w:p>
         </w:tc>
       </w:tr>
@@ -320,9 +328,11 @@
             <w:hideMark/>
           </w:tcPr>
           <w:p>
+            <w:proofErr w:type="spellStart"/>
             <w:r>
               <w:t>AdmissionDate</w:t>
             </w:r>
+            <w:proofErr w:type="spellEnd"/>
           </w:p>
         </w:tc>
       </w:tr>
@@ -415,7 +425,7 @@
     <w:p>
       <w:r>
         <w:pict w14:anchorId="322EEA68">
-          <v:rect id="_x0000_i1160" style="width:0;height:1.5pt" o:hralign="center" o:hrstd="t" o:hr="t" fillcolor="#a0a0a0" stroked="f"/>
+          <v:rect id="_x0000_i1028" style="width:0;height:1.5pt" o:hralign="center" o:hrstd="t" o:hr="t" fillcolor="#a0a0a0" stroked="f"/>
         </w:pict>
       </w:r>
     </w:p>
@@ -440,9 +450,11 @@
       </w:r>
     </w:p>
     <w:p>
+      <w:proofErr w:type="spellStart"/>
       <w:r>
         <w:t>vw_StudentCourses</w:t>
       </w:r>
+      <w:proofErr w:type="spellEnd"/>
     </w:p>
     <w:p>
       <w:r>
@@ -503,9 +515,11 @@
             <w:hideMark/>
           </w:tcPr>
           <w:p>
+            <w:proofErr w:type="spellStart"/>
             <w:r>
               <w:t>StudentName</w:t>
             </w:r>
+            <w:proofErr w:type="spellEnd"/>
           </w:p>
         </w:tc>
       </w:tr>
@@ -520,9 +534,11 @@
             <w:hideMark/>
           </w:tcPr>
           <w:p>
+            <w:proofErr w:type="spellStart"/>
             <w:r>
               <w:t>CourseName</w:t>
             </w:r>
+            <w:proofErr w:type="spellEnd"/>
           </w:p>
         </w:tc>
       </w:tr>
@@ -537,9 +553,11 @@
             <w:hideMark/>
           </w:tcPr>
           <w:p>
+            <w:proofErr w:type="spellStart"/>
             <w:r>
               <w:t>EnrollmentDate</w:t>
             </w:r>
+            <w:proofErr w:type="spellEnd"/>
           </w:p>
         </w:tc>
       </w:tr>
@@ -594,12 +612,21 @@
       <w:r>
         <w:t xml:space="preserve">Show courses taken by </w:t>
       </w:r>
-      <w:r>
-        <w:rPr>
-          <w:b/>
-          <w:bCs/>
-        </w:rPr>
-        <w:t>StudentID = 5</w:t>
+      <w:proofErr w:type="spellStart"/>
+      <w:r>
+        <w:rPr>
+          <w:b/>
+          <w:bCs/>
+        </w:rPr>
+        <w:t>StudentID</w:t>
+      </w:r>
+      <w:proofErr w:type="spellEnd"/>
+      <w:r>
+        <w:rPr>
+          <w:b/>
+          <w:bCs/>
+        </w:rPr>
+        <w:t xml:space="preserve"> = 5</w:t>
       </w:r>
     </w:p>
     <w:p>
@@ -635,7 +662,7 @@
       <w:r>
         <w:lastRenderedPageBreak/>
         <w:pict w14:anchorId="4CE36555">
-          <v:rect id="_x0000_i1161" style="width:0;height:1.5pt" o:hralign="center" o:hrstd="t" o:hr="t" fillcolor="#a0a0a0" stroked="f"/>
+          <v:rect id="_x0000_i1029" style="width:0;height:1.5pt" o:hralign="center" o:hrstd="t" o:hr="t" fillcolor="#a0a0a0" stroked="f"/>
         </w:pict>
       </w:r>
     </w:p>
@@ -660,9 +687,11 @@
       </w:r>
     </w:p>
     <w:p>
+      <w:proofErr w:type="spellStart"/>
       <w:r>
         <w:t>vw_ExamResults</w:t>
       </w:r>
+      <w:proofErr w:type="spellEnd"/>
     </w:p>
     <w:p>
       <w:r>
@@ -670,24 +699,32 @@
       </w:r>
     </w:p>
     <w:p>
+      <w:proofErr w:type="spellStart"/>
       <w:r>
         <w:t>StudentName</w:t>
       </w:r>
-    </w:p>
-    <w:p>
+      <w:proofErr w:type="spellEnd"/>
+    </w:p>
+    <w:p>
+      <w:proofErr w:type="spellStart"/>
       <w:r>
         <w:t>CourseName</w:t>
       </w:r>
-    </w:p>
-    <w:p>
+      <w:proofErr w:type="spellEnd"/>
+    </w:p>
+    <w:p>
+      <w:proofErr w:type="spellStart"/>
       <w:r>
         <w:t>ExamType</w:t>
       </w:r>
-    </w:p>
-    <w:p>
+      <w:proofErr w:type="spellEnd"/>
+    </w:p>
+    <w:p>
+      <w:proofErr w:type="spellStart"/>
       <w:r>
         <w:t>MarksObtained</w:t>
       </w:r>
+      <w:proofErr w:type="spellEnd"/>
     </w:p>
     <w:p>
       <w:r>
@@ -779,7 +816,7 @@
     <w:p>
       <w:r>
         <w:pict w14:anchorId="4AB347A5">
-          <v:rect id="_x0000_i1162" style="width:0;height:1.5pt" o:hralign="center" o:hrstd="t" o:hr="t" fillcolor="#a0a0a0" stroked="f"/>
+          <v:rect id="_x0000_i1030" style="width:0;height:1.5pt" o:hralign="center" o:hrstd="t" o:hr="t" fillcolor="#a0a0a0" stroked="f"/>
         </w:pict>
       </w:r>
     </w:p>
@@ -804,9 +841,11 @@
       </w:r>
     </w:p>
     <w:p>
+      <w:proofErr w:type="spellStart"/>
       <w:r>
         <w:t>vw_DepartmentStudentCount</w:t>
       </w:r>
+      <w:proofErr w:type="spellEnd"/>
     </w:p>
     <w:p>
       <w:r>
@@ -814,14 +853,18 @@
       </w:r>
     </w:p>
     <w:p>
+      <w:proofErr w:type="spellStart"/>
       <w:r>
         <w:t>DepartmentName</w:t>
       </w:r>
-    </w:p>
-    <w:p>
+      <w:proofErr w:type="spellEnd"/>
+    </w:p>
+    <w:p>
+      <w:proofErr w:type="spellStart"/>
       <w:r>
         <w:t>TotalStudents</w:t>
       </w:r>
+      <w:proofErr w:type="spellEnd"/>
     </w:p>
     <w:p>
       <w:r>
@@ -886,7 +929,7 @@
     <w:p>
       <w:r>
         <w:pict w14:anchorId="5AD04FA5">
-          <v:rect id="_x0000_i1163" style="width:0;height:1.5pt" o:hralign="center" o:hrstd="t" o:hr="t" fillcolor="#a0a0a0" stroked="f"/>
+          <v:rect id="_x0000_i1031" style="width:0;height:1.5pt" o:hralign="center" o:hrstd="t" o:hr="t" fillcolor="#a0a0a0" stroked="f"/>
         </w:pict>
       </w:r>
     </w:p>
@@ -938,7 +981,7 @@
     <w:p>
       <w:r>
         <w:pict w14:anchorId="048C4A75">
-          <v:rect id="_x0000_i1164" style="width:0;height:1.5pt" o:hralign="center" o:hrstd="t" o:hr="t" fillcolor="#a0a0a0" stroked="f"/>
+          <v:rect id="_x0000_i1032" style="width:0;height:1.5pt" o:hralign="center" o:hrstd="t" o:hr="t" fillcolor="#a0a0a0" stroked="f"/>
         </w:pict>
       </w:r>
     </w:p>
@@ -963,9 +1006,11 @@
       </w:r>
     </w:p>
     <w:p>
+      <w:proofErr w:type="spellStart"/>
       <w:r>
         <w:t>sp_InsertStudent</w:t>
       </w:r>
+      <w:proofErr w:type="spellEnd"/>
     </w:p>
     <w:p>
       <w:r>
@@ -988,14 +1033,18 @@
       </w:r>
     </w:p>
     <w:p>
+      <w:proofErr w:type="spellStart"/>
       <w:r>
         <w:t>DepartmentID</w:t>
       </w:r>
-    </w:p>
-    <w:p>
+      <w:proofErr w:type="spellEnd"/>
+    </w:p>
+    <w:p>
+      <w:proofErr w:type="spellStart"/>
       <w:r>
         <w:t>AdmissionDate</w:t>
       </w:r>
+      <w:proofErr w:type="spellEnd"/>
     </w:p>
     <w:p>
       <w:pPr>
@@ -1048,7 +1097,7 @@
     <w:p>
       <w:r>
         <w:pict w14:anchorId="151111FE">
-          <v:rect id="_x0000_i1165" style="width:0;height:1.5pt" o:hralign="center" o:hrstd="t" o:hr="t" fillcolor="#a0a0a0" stroked="f"/>
+          <v:rect id="_x0000_i1033" style="width:0;height:1.5pt" o:hralign="center" o:hrstd="t" o:hr="t" fillcolor="#a0a0a0" stroked="f"/>
         </w:pict>
       </w:r>
     </w:p>
@@ -1064,7 +1113,23 @@
           <w:b/>
           <w:bCs/>
         </w:rPr>
-        <w:t>Assignment 2 – Get Students By Department</w:t>
+        <w:t xml:space="preserve">Assignment 2 – Get Students </w:t>
+      </w:r>
+      <w:proofErr w:type="gramStart"/>
+      <w:r>
+        <w:rPr>
+          <w:b/>
+          <w:bCs/>
+        </w:rPr>
+        <w:t>By</w:t>
+      </w:r>
+      <w:proofErr w:type="gramEnd"/>
+      <w:r>
+        <w:rPr>
+          <w:b/>
+          <w:bCs/>
+        </w:rPr>
+        <w:t xml:space="preserve"> Department</w:t>
       </w:r>
     </w:p>
     <w:p>
@@ -1073,10 +1138,12 @@
       </w:r>
     </w:p>
     <w:p>
+      <w:proofErr w:type="spellStart"/>
       <w:r>
         <w:lastRenderedPageBreak/>
         <w:t>sp_GetStudentsByDepartment</w:t>
       </w:r>
+      <w:proofErr w:type="spellEnd"/>
     </w:p>
     <w:p>
       <w:r>
@@ -1094,19 +1161,25 @@
       </w:r>
     </w:p>
     <w:p>
+      <w:proofErr w:type="spellStart"/>
       <w:r>
         <w:t>StudentID</w:t>
       </w:r>
-    </w:p>
-    <w:p>
+      <w:proofErr w:type="spellEnd"/>
+    </w:p>
+    <w:p>
+      <w:proofErr w:type="spellStart"/>
       <w:r>
         <w:t>StudentName</w:t>
       </w:r>
-    </w:p>
-    <w:p>
+      <w:proofErr w:type="spellEnd"/>
+    </w:p>
+    <w:p>
+      <w:proofErr w:type="spellStart"/>
       <w:r>
         <w:t>AdmissionDate</w:t>
       </w:r>
+      <w:proofErr w:type="spellEnd"/>
     </w:p>
     <w:p>
       <w:pPr>
@@ -1133,12 +1206,21 @@
       <w:r>
         <w:t xml:space="preserve">Execute procedure for </w:t>
       </w:r>
-      <w:r>
-        <w:rPr>
-          <w:b/>
-          <w:bCs/>
-        </w:rPr>
-        <w:t>DepartmentID = 2</w:t>
+      <w:proofErr w:type="spellStart"/>
+      <w:r>
+        <w:rPr>
+          <w:b/>
+          <w:bCs/>
+        </w:rPr>
+        <w:t>DepartmentID</w:t>
+      </w:r>
+      <w:proofErr w:type="spellEnd"/>
+      <w:r>
+        <w:rPr>
+          <w:b/>
+          <w:bCs/>
+        </w:rPr>
+        <w:t xml:space="preserve"> = 2</w:t>
       </w:r>
     </w:p>
     <w:p>
@@ -1151,18 +1233,27 @@
       <w:r>
         <w:t xml:space="preserve">Execute for </w:t>
       </w:r>
-      <w:r>
-        <w:rPr>
-          <w:b/>
-          <w:bCs/>
-        </w:rPr>
-        <w:t>DepartmentID = 3</w:t>
+      <w:proofErr w:type="spellStart"/>
+      <w:r>
+        <w:rPr>
+          <w:b/>
+          <w:bCs/>
+        </w:rPr>
+        <w:t>DepartmentID</w:t>
+      </w:r>
+      <w:proofErr w:type="spellEnd"/>
+      <w:r>
+        <w:rPr>
+          <w:b/>
+          <w:bCs/>
+        </w:rPr>
+        <w:t xml:space="preserve"> = 3</w:t>
       </w:r>
     </w:p>
     <w:p>
       <w:r>
         <w:pict w14:anchorId="4AEC0C8C">
-          <v:rect id="_x0000_i1166" style="width:0;height:1.5pt" o:hralign="center" o:hrstd="t" o:hr="t" fillcolor="#a0a0a0" stroked="f"/>
+          <v:rect id="_x0000_i1034" style="width:0;height:1.5pt" o:hralign="center" o:hrstd="t" o:hr="t" fillcolor="#a0a0a0" stroked="f"/>
         </w:pict>
       </w:r>
     </w:p>
@@ -1187,9 +1278,11 @@
       </w:r>
     </w:p>
     <w:p>
+      <w:proofErr w:type="spellStart"/>
       <w:r>
         <w:t>sp_EnrollStudent</w:t>
       </w:r>
+      <w:proofErr w:type="spellEnd"/>
     </w:p>
     <w:p>
       <w:r>
@@ -1250,7 +1343,7 @@
     <w:p>
       <w:r>
         <w:pict w14:anchorId="5CAA3771">
-          <v:rect id="_x0000_i1167" style="width:0;height:1.5pt" o:hralign="center" o:hrstd="t" o:hr="t" fillcolor="#a0a0a0" stroked="f"/>
+          <v:rect id="_x0000_i1035" style="width:0;height:1.5pt" o:hralign="center" o:hrstd="t" o:hr="t" fillcolor="#a0a0a0" stroked="f"/>
         </w:pict>
       </w:r>
     </w:p>
@@ -1275,9 +1368,11 @@
       </w:r>
     </w:p>
     <w:p>
+      <w:proofErr w:type="spellStart"/>
       <w:r>
         <w:t>sp_GetStudentMarks</w:t>
       </w:r>
+      <w:proofErr w:type="spellEnd"/>
     </w:p>
     <w:p>
       <w:r>
@@ -1296,24 +1391,32 @@
       </w:r>
     </w:p>
     <w:p>
+      <w:proofErr w:type="spellStart"/>
       <w:r>
         <w:t>StudentName</w:t>
       </w:r>
-    </w:p>
-    <w:p>
+      <w:proofErr w:type="spellEnd"/>
+    </w:p>
+    <w:p>
+      <w:proofErr w:type="spellStart"/>
       <w:r>
         <w:t>CourseName</w:t>
       </w:r>
-    </w:p>
-    <w:p>
+      <w:proofErr w:type="spellEnd"/>
+    </w:p>
+    <w:p>
+      <w:proofErr w:type="spellStart"/>
       <w:r>
         <w:t>ExamType</w:t>
       </w:r>
-    </w:p>
-    <w:p>
+      <w:proofErr w:type="spellEnd"/>
+    </w:p>
+    <w:p>
+      <w:proofErr w:type="spellStart"/>
       <w:r>
         <w:t>MarksObtained</w:t>
       </w:r>
+      <w:proofErr w:type="spellEnd"/>
     </w:p>
     <w:p>
       <w:r>
@@ -1343,7 +1446,7 @@
     <w:p>
       <w:r>
         <w:pict w14:anchorId="091DC910">
-          <v:rect id="_x0000_i1168" style="width:0;height:1.5pt" o:hralign="center" o:hrstd="t" o:hr="t" fillcolor="#a0a0a0" stroked="f"/>
+          <v:rect id="_x0000_i1036" style="width:0;height:1.5pt" o:hralign="center" o:hrstd="t" o:hr="t" fillcolor="#a0a0a0" stroked="f"/>
         </w:pict>
       </w:r>
     </w:p>
@@ -1368,9 +1471,11 @@
       </w:r>
     </w:p>
     <w:p>
+      <w:proofErr w:type="spellStart"/>
       <w:r>
         <w:t>sp_UpdateMarks</w:t>
       </w:r>
+      <w:proofErr w:type="spellEnd"/>
     </w:p>
     <w:p>
       <w:r>
@@ -1427,7 +1532,7 @@
     <w:p>
       <w:r>
         <w:pict w14:anchorId="56B72A93">
-          <v:rect id="_x0000_i1169" style="width:0;height:1.5pt" o:hralign="center" o:hrstd="t" o:hr="t" fillcolor="#a0a0a0" stroked="f"/>
+          <v:rect id="_x0000_i1037" style="width:0;height:1.5pt" o:hralign="center" o:hrstd="t" o:hr="t" fillcolor="#a0a0a0" stroked="f"/>
         </w:pict>
       </w:r>
     </w:p>
@@ -1452,9 +1557,11 @@
       </w:r>
     </w:p>
     <w:p>
+      <w:proofErr w:type="spellStart"/>
       <w:r>
         <w:t>sp_DeleteEnrollment</w:t>
       </w:r>
+      <w:proofErr w:type="spellEnd"/>
     </w:p>
     <w:p>
       <w:r>
@@ -1507,7 +1614,7 @@
     <w:p>
       <w:r>
         <w:pict w14:anchorId="4BE93958">
-          <v:rect id="_x0000_i1170" style="width:0;height:1.5pt" o:hralign="center" o:hrstd="t" o:hr="t" fillcolor="#a0a0a0" stroked="f"/>
+          <v:rect id="_x0000_i1038" style="width:0;height:1.5pt" o:hralign="center" o:hrstd="t" o:hr="t" fillcolor="#a0a0a0" stroked="f"/>
         </w:pict>
       </w:r>
     </w:p>
@@ -1559,7 +1666,7 @@
     <w:p>
       <w:r>
         <w:pict w14:anchorId="4D49CD0B">
-          <v:rect id="_x0000_i1171" style="width:0;height:1.5pt" o:hralign="center" o:hrstd="t" o:hr="t" fillcolor="#a0a0a0" stroked="f"/>
+          <v:rect id="_x0000_i1039" style="width:0;height:1.5pt" o:hralign="center" o:hrstd="t" o:hr="t" fillcolor="#a0a0a0" stroked="f"/>
         </w:pict>
       </w:r>
     </w:p>
@@ -1584,9 +1691,11 @@
       </w:r>
     </w:p>
     <w:p>
+      <w:proofErr w:type="spellStart"/>
       <w:r>
         <w:t>fn_GetGrade</w:t>
       </w:r>
+      <w:proofErr w:type="spellEnd"/>
     </w:p>
     <w:p>
       <w:r>
@@ -1594,9 +1703,11 @@
       </w:r>
     </w:p>
     <w:p>
+      <w:proofErr w:type="spellStart"/>
       <w:r>
         <w:t>MarksObtained</w:t>
       </w:r>
+      <w:proofErr w:type="spellEnd"/>
     </w:p>
     <w:p>
       <w:r>
@@ -1656,7 +1767,7 @@
     <w:p>
       <w:r>
         <w:pict w14:anchorId="234C044D">
-          <v:rect id="_x0000_i1172" style="width:0;height:1.5pt" o:hralign="center" o:hrstd="t" o:hr="t" fillcolor="#a0a0a0" stroked="f"/>
+          <v:rect id="_x0000_i1040" style="width:0;height:1.5pt" o:hralign="center" o:hrstd="t" o:hr="t" fillcolor="#a0a0a0" stroked="f"/>
         </w:pict>
       </w:r>
     </w:p>
@@ -1681,9 +1792,11 @@
       </w:r>
     </w:p>
     <w:p>
+      <w:proofErr w:type="spellStart"/>
       <w:r>
         <w:t>fn_GetStudentAge</w:t>
       </w:r>
+      <w:proofErr w:type="spellEnd"/>
     </w:p>
     <w:p>
       <w:r>
@@ -1692,9 +1805,11 @@
       </w:r>
     </w:p>
     <w:p>
+      <w:proofErr w:type="spellStart"/>
       <w:r>
         <w:t>DateOfBirth</w:t>
       </w:r>
+      <w:proofErr w:type="spellEnd"/>
     </w:p>
     <w:p>
       <w:r>
@@ -1729,7 +1844,7 @@
     <w:p>
       <w:r>
         <w:pict w14:anchorId="364DC7A1">
-          <v:rect id="_x0000_i1173" style="width:0;height:1.5pt" o:hralign="center" o:hrstd="t" o:hr="t" fillcolor="#a0a0a0" stroked="f"/>
+          <v:rect id="_x0000_i1041" style="width:0;height:1.5pt" o:hralign="center" o:hrstd="t" o:hr="t" fillcolor="#a0a0a0" stroked="f"/>
         </w:pict>
       </w:r>
     </w:p>
@@ -1754,9 +1869,11 @@
       </w:r>
     </w:p>
     <w:p>
+      <w:proofErr w:type="spellStart"/>
       <w:r>
         <w:t>fn_GetTotalMarks</w:t>
       </w:r>
+      <w:proofErr w:type="spellEnd"/>
     </w:p>
     <w:p>
       <w:r>
@@ -1764,9 +1881,11 @@
       </w:r>
     </w:p>
     <w:p>
+      <w:proofErr w:type="spellStart"/>
       <w:r>
         <w:t>StudentID</w:t>
       </w:r>
+      <w:proofErr w:type="spellEnd"/>
     </w:p>
     <w:p>
       <w:r>
@@ -1774,9 +1893,11 @@
       </w:r>
     </w:p>
     <w:p>
+      <w:proofErr w:type="spellStart"/>
       <w:r>
         <w:t>TotalMarks</w:t>
       </w:r>
+      <w:proofErr w:type="spellEnd"/>
     </w:p>
     <w:p>
       <w:r>
@@ -1791,7 +1912,7 @@
     <w:p>
       <w:r>
         <w:pict w14:anchorId="60F0342B">
-          <v:rect id="_x0000_i1174" style="width:0;height:1.5pt" o:hralign="center" o:hrstd="t" o:hr="t" fillcolor="#a0a0a0" stroked="f"/>
+          <v:rect id="_x0000_i1042" style="width:0;height:1.5pt" o:hralign="center" o:hrstd="t" o:hr="t" fillcolor="#a0a0a0" stroked="f"/>
         </w:pict>
       </w:r>
     </w:p>
@@ -1816,9 +1937,11 @@
       </w:r>
     </w:p>
     <w:p>
+      <w:proofErr w:type="spellStart"/>
       <w:r>
         <w:t>fn_GetStudentCourses</w:t>
       </w:r>
+      <w:proofErr w:type="spellEnd"/>
     </w:p>
     <w:p>
       <w:r>
@@ -1826,9 +1949,11 @@
       </w:r>
     </w:p>
     <w:p>
+      <w:proofErr w:type="spellStart"/>
       <w:r>
         <w:t>StudentID</w:t>
       </w:r>
+      <w:proofErr w:type="spellEnd"/>
     </w:p>
     <w:p>
       <w:r>
@@ -1836,14 +1961,18 @@
       </w:r>
     </w:p>
     <w:p>
+      <w:proofErr w:type="spellStart"/>
       <w:r>
         <w:t>CourseName</w:t>
       </w:r>
-    </w:p>
-    <w:p>
+      <w:proofErr w:type="spellEnd"/>
+    </w:p>
+    <w:p>
+      <w:proofErr w:type="spellStart"/>
       <w:r>
         <w:t>EnrollmentDate</w:t>
       </w:r>
+      <w:proofErr w:type="spellEnd"/>
     </w:p>
     <w:p>
       <w:r>
@@ -1864,7 +1993,7 @@
     <w:p>
       <w:r>
         <w:pict w14:anchorId="7A0E36CD">
-          <v:rect id="_x0000_i1175" style="width:0;height:1.5pt" o:hralign="center" o:hrstd="t" o:hr="t" fillcolor="#a0a0a0" stroked="f"/>
+          <v:rect id="_x0000_i1043" style="width:0;height:1.5pt" o:hralign="center" o:hrstd="t" o:hr="t" fillcolor="#a0a0a0" stroked="f"/>
         </w:pict>
       </w:r>
     </w:p>
@@ -1889,9 +2018,11 @@
       </w:r>
     </w:p>
     <w:p>
+      <w:proofErr w:type="spellStart"/>
       <w:r>
         <w:t>fn_GetDepartmentStudents</w:t>
       </w:r>
+      <w:proofErr w:type="spellEnd"/>
     </w:p>
     <w:p>
       <w:r>
@@ -1899,9 +2030,11 @@
       </w:r>
     </w:p>
     <w:p>
+      <w:proofErr w:type="spellStart"/>
       <w:r>
         <w:t>DepartmentID</w:t>
       </w:r>
+      <w:proofErr w:type="spellEnd"/>
     </w:p>
     <w:p>
       <w:r>
@@ -1909,24 +2042,30 @@
       </w:r>
     </w:p>
     <w:p>
+      <w:proofErr w:type="spellStart"/>
       <w:r>
         <w:t>StudentID</w:t>
       </w:r>
-    </w:p>
-    <w:p>
+      <w:proofErr w:type="spellEnd"/>
+    </w:p>
+    <w:p>
+      <w:proofErr w:type="spellStart"/>
       <w:r>
         <w:t>StudentName</w:t>
       </w:r>
-    </w:p>
-    <w:p>
+      <w:proofErr w:type="spellEnd"/>
+    </w:p>
+    <w:p>
+      <w:proofErr w:type="spellStart"/>
       <w:r>
         <w:t>AdmissionDate</w:t>
       </w:r>
+      <w:proofErr w:type="spellEnd"/>
     </w:p>
     <w:p>
       <w:r>
         <w:pict w14:anchorId="0E5946DE">
-          <v:rect id="_x0000_i1176" style="width:0;height:1.5pt" o:hralign="center" o:hrstd="t" o:hr="t" fillcolor="#a0a0a0" stroked="f"/>
+          <v:rect id="_x0000_i1044" style="width:0;height:1.5pt" o:hralign="center" o:hrstd="t" o:hr="t" fillcolor="#a0a0a0" stroked="f"/>
         </w:pict>
       </w:r>
     </w:p>
@@ -4164,6 +4303,7 @@
   <w:style w:type="character" w:default="1" w:styleId="DefaultParagraphFont">
     <w:name w:val="Default Paragraph Font"/>
     <w:uiPriority w:val="1"/>
+    <w:semiHidden/>
     <w:unhideWhenUsed/>
   </w:style>
   <w:style w:type="table" w:default="1" w:styleId="TableNormal">
